--- a/docs/questions/qs-introtomatrices.docx
+++ b/docs/questions/qs-introtomatrices.docx
@@ -44,7 +44,7 @@
       <w:r>
         <w:t xml:space="preserve"> </w:t>
       </w:r>
-      <w:hyperlink r:id="rId20">
+      <w:hyperlink r:id="rId9">
         <w:r>
           <w:rPr>
             <w:rStyle w:val="Hyperlink"/>
@@ -56,7 +56,7 @@
         <w:t xml:space="preserve">.</w:t>
       </w:r>
     </w:p>
-    <w:bookmarkStart w:id="21" w:name="q1"/>
+    <w:bookmarkStart w:id="10" w:name="q1"/>
     <w:p>
       <w:pPr>
         <w:pStyle w:val="Heading1"/>
@@ -184,8 +184,8 @@
           <m:r>
             <m:rPr>
               <m:nor/>
+              <m:scr m:val="sans-serif"/>
               <m:sty m:val="p"/>
-              <m:scr m:val="sans-serif"/>
             </m:rPr>
             <m:t> , </m:t>
           </m:r>
@@ -270,8 +270,8 @@
           <m:r>
             <m:rPr>
               <m:nor/>
+              <m:scr m:val="sans-serif"/>
               <m:sty m:val="p"/>
-              <m:scr m:val="sans-serif"/>
             </m:rPr>
             <m:t> , </m:t>
           </m:r>
@@ -430,8 +430,8 @@
           <m:r>
             <m:rPr>
               <m:nor/>
+              <m:scr m:val="sans-serif"/>
               <m:sty m:val="p"/>
-              <m:scr m:val="sans-serif"/>
             </m:rPr>
             <m:t> , </m:t>
           </m:r>
@@ -679,8 +679,8 @@
           <m:r>
             <m:rPr>
               <m:nor/>
+              <m:scr m:val="sans-serif"/>
               <m:sty m:val="p"/>
-              <m:scr m:val="sans-serif"/>
             </m:rPr>
             <m:t> , </m:t>
           </m:r>
@@ -836,8 +836,8 @@
           <m:r>
             <m:rPr>
               <m:nor/>
+              <m:scr m:val="sans-serif"/>
               <m:sty m:val="p"/>
-              <m:scr m:val="sans-serif"/>
             </m:rPr>
             <m:t> , </m:t>
           </m:r>
@@ -921,8 +921,8 @@
           <m:r>
             <m:rPr>
               <m:nor/>
+              <m:scr m:val="sans-serif"/>
               <m:sty m:val="p"/>
-              <m:scr m:val="sans-serif"/>
             </m:rPr>
             <m:t> , </m:t>
           </m:r>
@@ -1139,21 +1139,23 @@
         <m:r>
           <m:t> </m:t>
         </m:r>
+        <m:r>
+          <m:rPr>
+            <m:sty m:val="p"/>
+          </m:rPr>
+          <m:t>[</m:t>
+        </m:r>
+        <m:r>
+          <m:t>A</m:t>
+        </m:r>
         <m:sSub>
           <m:e>
-            <m:d>
-              <m:dPr>
-                <m:begChr m:val="["/>
-                <m:sepChr m:val=""/>
-                <m:endChr m:val="]"/>
-                <m:grow/>
-              </m:dPr>
-              <m:e>
-                <m:r>
-                  <m:t>A</m:t>
-                </m:r>
-              </m:e>
-            </m:d>
+            <m:r>
+              <m:rPr>
+                <m:sty m:val="p"/>
+              </m:rPr>
+              <m:t>]</m:t>
+            </m:r>
           </m:e>
           <m:sub>
             <m:r>
@@ -1174,21 +1176,23 @@
         <m:r>
           <m:t> </m:t>
         </m:r>
+        <m:r>
+          <m:rPr>
+            <m:sty m:val="p"/>
+          </m:rPr>
+          <m:t>[</m:t>
+        </m:r>
+        <m:r>
+          <m:t>G</m:t>
+        </m:r>
         <m:sSub>
           <m:e>
-            <m:d>
-              <m:dPr>
-                <m:begChr m:val="["/>
-                <m:sepChr m:val=""/>
-                <m:endChr m:val="]"/>
-                <m:grow/>
-              </m:dPr>
-              <m:e>
-                <m:r>
-                  <m:t>G</m:t>
-                </m:r>
-              </m:e>
-            </m:d>
+            <m:r>
+              <m:rPr>
+                <m:sty m:val="p"/>
+              </m:rPr>
+              <m:t>]</m:t>
+            </m:r>
           </m:e>
           <m:sub>
             <m:r>
@@ -1209,21 +1213,23 @@
         <m:r>
           <m:t> </m:t>
         </m:r>
+        <m:r>
+          <m:rPr>
+            <m:sty m:val="p"/>
+          </m:rPr>
+          <m:t>[</m:t>
+        </m:r>
+        <m:r>
+          <m:t>D</m:t>
+        </m:r>
         <m:sSub>
           <m:e>
-            <m:d>
-              <m:dPr>
-                <m:begChr m:val="["/>
-                <m:sepChr m:val=""/>
-                <m:endChr m:val="]"/>
-                <m:grow/>
-              </m:dPr>
-              <m:e>
-                <m:r>
-                  <m:t>D</m:t>
-                </m:r>
-              </m:e>
-            </m:d>
+            <m:r>
+              <m:rPr>
+                <m:sty m:val="p"/>
+              </m:rPr>
+              <m:t>]</m:t>
+            </m:r>
           </m:e>
           <m:sub>
             <m:r>
@@ -1244,21 +1250,23 @@
         <m:r>
           <m:t> </m:t>
         </m:r>
+        <m:r>
+          <m:rPr>
+            <m:sty m:val="p"/>
+          </m:rPr>
+          <m:t>[</m:t>
+        </m:r>
+        <m:r>
+          <m:t>F</m:t>
+        </m:r>
         <m:sSub>
           <m:e>
-            <m:d>
-              <m:dPr>
-                <m:begChr m:val="["/>
-                <m:sepChr m:val=""/>
-                <m:endChr m:val="]"/>
-                <m:grow/>
-              </m:dPr>
-              <m:e>
-                <m:r>
-                  <m:t>F</m:t>
-                </m:r>
-              </m:e>
-            </m:d>
+            <m:r>
+              <m:rPr>
+                <m:sty m:val="p"/>
+              </m:rPr>
+              <m:t>]</m:t>
+            </m:r>
           </m:e>
           <m:sub>
             <m:r>
@@ -1279,21 +1287,23 @@
         <m:r>
           <m:t> </m:t>
         </m:r>
+        <m:r>
+          <m:rPr>
+            <m:sty m:val="p"/>
+          </m:rPr>
+          <m:t>[</m:t>
+        </m:r>
+        <m:r>
+          <m:t>B</m:t>
+        </m:r>
         <m:sSub>
           <m:e>
-            <m:d>
-              <m:dPr>
-                <m:begChr m:val="["/>
-                <m:sepChr m:val=""/>
-                <m:endChr m:val="]"/>
-                <m:grow/>
-              </m:dPr>
-              <m:e>
-                <m:r>
-                  <m:t>B</m:t>
-                </m:r>
-              </m:e>
-            </m:d>
+            <m:r>
+              <m:rPr>
+                <m:sty m:val="p"/>
+              </m:rPr>
+              <m:t>]</m:t>
+            </m:r>
           </m:e>
           <m:sub>
             <m:r>
@@ -1314,21 +1324,23 @@
         <m:r>
           <m:t> </m:t>
         </m:r>
+        <m:r>
+          <m:rPr>
+            <m:sty m:val="p"/>
+          </m:rPr>
+          <m:t>[</m:t>
+        </m:r>
+        <m:r>
+          <m:t>A</m:t>
+        </m:r>
         <m:sSub>
           <m:e>
-            <m:d>
-              <m:dPr>
-                <m:begChr m:val="["/>
-                <m:sepChr m:val=""/>
-                <m:endChr m:val="]"/>
-                <m:grow/>
-              </m:dPr>
-              <m:e>
-                <m:r>
-                  <m:t>A</m:t>
-                </m:r>
-              </m:e>
-            </m:d>
+            <m:r>
+              <m:rPr>
+                <m:sty m:val="p"/>
+              </m:rPr>
+              <m:t>]</m:t>
+            </m:r>
           </m:e>
           <m:sub>
             <m:r>
@@ -1349,21 +1361,23 @@
         <m:r>
           <m:t> </m:t>
         </m:r>
+        <m:r>
+          <m:rPr>
+            <m:sty m:val="p"/>
+          </m:rPr>
+          <m:t>[</m:t>
+        </m:r>
+        <m:r>
+          <m:t>C</m:t>
+        </m:r>
         <m:sSub>
           <m:e>
-            <m:d>
-              <m:dPr>
-                <m:begChr m:val="["/>
-                <m:sepChr m:val=""/>
-                <m:endChr m:val="]"/>
-                <m:grow/>
-              </m:dPr>
-              <m:e>
-                <m:r>
-                  <m:t>C</m:t>
-                </m:r>
-              </m:e>
-            </m:d>
+            <m:r>
+              <m:rPr>
+                <m:sty m:val="p"/>
+              </m:rPr>
+              <m:t>]</m:t>
+            </m:r>
           </m:e>
           <m:sub>
             <m:r>
@@ -1384,21 +1398,23 @@
         <m:r>
           <m:t> </m:t>
         </m:r>
+        <m:r>
+          <m:rPr>
+            <m:sty m:val="p"/>
+          </m:rPr>
+          <m:t>[</m:t>
+        </m:r>
+        <m:r>
+          <m:t>E</m:t>
+        </m:r>
         <m:sSub>
           <m:e>
-            <m:d>
-              <m:dPr>
-                <m:begChr m:val="["/>
-                <m:sepChr m:val=""/>
-                <m:endChr m:val="]"/>
-                <m:grow/>
-              </m:dPr>
-              <m:e>
-                <m:r>
-                  <m:t>E</m:t>
-                </m:r>
-              </m:e>
-            </m:d>
+            <m:r>
+              <m:rPr>
+                <m:sty m:val="p"/>
+              </m:rPr>
+              <m:t>]</m:t>
+            </m:r>
           </m:e>
           <m:sub>
             <m:r>
@@ -1419,21 +1435,23 @@
         <m:r>
           <m:t> </m:t>
         </m:r>
+        <m:r>
+          <m:rPr>
+            <m:sty m:val="p"/>
+          </m:rPr>
+          <m:t>[</m:t>
+        </m:r>
+        <m:r>
+          <m:t>H</m:t>
+        </m:r>
         <m:sSub>
           <m:e>
-            <m:d>
-              <m:dPr>
-                <m:begChr m:val="["/>
-                <m:sepChr m:val=""/>
-                <m:endChr m:val="]"/>
-                <m:grow/>
-              </m:dPr>
-              <m:e>
-                <m:r>
-                  <m:t>H</m:t>
-                </m:r>
-              </m:e>
-            </m:d>
+            <m:r>
+              <m:rPr>
+                <m:sty m:val="p"/>
+              </m:rPr>
+              <m:t>]</m:t>
+            </m:r>
           </m:e>
           <m:sub>
             <m:r>
@@ -1454,21 +1472,23 @@
         <m:r>
           <m:t> </m:t>
         </m:r>
+        <m:r>
+          <m:rPr>
+            <m:sty m:val="p"/>
+          </m:rPr>
+          <m:t>[</m:t>
+        </m:r>
+        <m:r>
+          <m:t>H</m:t>
+        </m:r>
         <m:sSub>
           <m:e>
-            <m:d>
-              <m:dPr>
-                <m:begChr m:val="["/>
-                <m:sepChr m:val=""/>
-                <m:endChr m:val="]"/>
-                <m:grow/>
-              </m:dPr>
-              <m:e>
-                <m:r>
-                  <m:t>H</m:t>
-                </m:r>
-              </m:e>
-            </m:d>
+            <m:r>
+              <m:rPr>
+                <m:sty m:val="p"/>
+              </m:rPr>
+              <m:t>]</m:t>
+            </m:r>
           </m:e>
           <m:sub>
             <m:r>
@@ -1489,21 +1509,23 @@
         <m:r>
           <m:t> </m:t>
         </m:r>
+        <m:r>
+          <m:rPr>
+            <m:sty m:val="p"/>
+          </m:rPr>
+          <m:t>[</m:t>
+        </m:r>
+        <m:r>
+          <m:t>E</m:t>
+        </m:r>
         <m:sSub>
           <m:e>
-            <m:d>
-              <m:dPr>
-                <m:begChr m:val="["/>
-                <m:sepChr m:val=""/>
-                <m:endChr m:val="]"/>
-                <m:grow/>
-              </m:dPr>
-              <m:e>
-                <m:r>
-                  <m:t>E</m:t>
-                </m:r>
-              </m:e>
-            </m:d>
+            <m:r>
+              <m:rPr>
+                <m:sty m:val="p"/>
+              </m:rPr>
+              <m:t>]</m:t>
+            </m:r>
           </m:e>
           <m:sub>
             <m:r>
@@ -1524,21 +1546,23 @@
         <m:r>
           <m:t> </m:t>
         </m:r>
+        <m:r>
+          <m:rPr>
+            <m:sty m:val="p"/>
+          </m:rPr>
+          <m:t>[</m:t>
+        </m:r>
+        <m:r>
+          <m:t>G</m:t>
+        </m:r>
         <m:sSub>
           <m:e>
-            <m:d>
-              <m:dPr>
-                <m:begChr m:val="["/>
-                <m:sepChr m:val=""/>
-                <m:endChr m:val="]"/>
-                <m:grow/>
-              </m:dPr>
-              <m:e>
-                <m:r>
-                  <m:t>G</m:t>
-                </m:r>
-              </m:e>
-            </m:d>
+            <m:r>
+              <m:rPr>
+                <m:sty m:val="p"/>
+              </m:rPr>
+              <m:t>]</m:t>
+            </m:r>
           </m:e>
           <m:sub>
             <m:r>
@@ -1600,8 +1624,8 @@
         <w:t xml:space="preserve">.</w:t>
       </w:r>
     </w:p>
-    <w:bookmarkEnd w:id="21"/>
-    <w:bookmarkStart w:id="22" w:name="q2"/>
+    <w:bookmarkEnd w:id="10"/>
+    <w:bookmarkStart w:id="11" w:name="q2"/>
     <w:p>
       <w:pPr>
         <w:pStyle w:val="Heading1"/>
@@ -1705,8 +1729,8 @@
           <m:r>
             <m:rPr>
               <m:nor/>
+              <m:scr m:val="sans-serif"/>
               <m:sty m:val="p"/>
-              <m:scr m:val="sans-serif"/>
             </m:rPr>
             <m:t> , </m:t>
           </m:r>
@@ -1806,8 +1830,8 @@
           <m:r>
             <m:rPr>
               <m:nor/>
+              <m:scr m:val="sans-serif"/>
               <m:sty m:val="p"/>
-              <m:scr m:val="sans-serif"/>
             </m:rPr>
             <m:t> , </m:t>
           </m:r>
@@ -1931,8 +1955,8 @@
           <m:r>
             <m:rPr>
               <m:nor/>
+              <m:scr m:val="sans-serif"/>
               <m:sty m:val="p"/>
-              <m:scr m:val="sans-serif"/>
             </m:rPr>
             <m:t> , </m:t>
           </m:r>
@@ -2218,8 +2242,8 @@
           <m:r>
             <m:rPr>
               <m:nor/>
+              <m:scr m:val="sans-serif"/>
               <m:sty m:val="p"/>
-              <m:scr m:val="sans-serif"/>
             </m:rPr>
             <m:t> , </m:t>
           </m:r>
@@ -2359,8 +2383,8 @@
           <m:r>
             <m:rPr>
               <m:nor/>
+              <m:scr m:val="sans-serif"/>
               <m:sty m:val="p"/>
-              <m:scr m:val="sans-serif"/>
             </m:rPr>
             <m:t> , </m:t>
           </m:r>
@@ -2457,8 +2481,8 @@
           <m:r>
             <m:rPr>
               <m:nor/>
+              <m:scr m:val="sans-serif"/>
               <m:sty m:val="p"/>
-              <m:scr m:val="sans-serif"/>
             </m:rPr>
             <m:t> , </m:t>
           </m:r>
@@ -2847,28 +2871,30 @@
         <m:r>
           <m:t> </m:t>
         </m:r>
-        <m:d>
-          <m:dPr>
-            <m:begChr m:val="("/>
-            <m:sepChr m:val=""/>
-            <m:endChr m:val=")"/>
-            <m:grow/>
-          </m:dPr>
-          <m:e>
-            <m:r>
-              <m:t>1</m:t>
-            </m:r>
-            <m:r>
-              <m:rPr>
-                <m:sty m:val="p"/>
-              </m:rPr>
-              <m:t>/</m:t>
-            </m:r>
-            <m:r>
-              <m:t>2</m:t>
-            </m:r>
-          </m:e>
-        </m:d>
+        <m:r>
+          <m:rPr>
+            <m:sty m:val="p"/>
+          </m:rPr>
+          <m:t>(</m:t>
+        </m:r>
+        <m:r>
+          <m:t>1</m:t>
+        </m:r>
+        <m:r>
+          <m:rPr>
+            <m:sty m:val="p"/>
+          </m:rPr>
+          <m:t>/</m:t>
+        </m:r>
+        <m:r>
+          <m:t>2</m:t>
+        </m:r>
+        <m:r>
+          <m:rPr>
+            <m:sty m:val="p"/>
+          </m:rPr>
+          <m:t>)</m:t>
+        </m:r>
         <m:r>
           <m:t>O</m:t>
         </m:r>
@@ -2956,28 +2982,30 @@
         <m:r>
           <m:t>2</m:t>
         </m:r>
-        <m:d>
-          <m:dPr>
-            <m:begChr m:val="("/>
-            <m:sepChr m:val=""/>
-            <m:endChr m:val=")"/>
-            <m:grow/>
-          </m:dPr>
-          <m:e>
-            <m:r>
-              <m:t>Z</m:t>
-            </m:r>
-            <m:r>
-              <m:rPr>
-                <m:sty m:val="p"/>
-              </m:rPr>
-              <m:t>+</m:t>
-            </m:r>
-            <m:r>
-              <m:t>W</m:t>
-            </m:r>
-          </m:e>
-        </m:d>
+        <m:r>
+          <m:rPr>
+            <m:sty m:val="p"/>
+          </m:rPr>
+          <m:t>(</m:t>
+        </m:r>
+        <m:r>
+          <m:t>Z</m:t>
+        </m:r>
+        <m:r>
+          <m:rPr>
+            <m:sty m:val="p"/>
+          </m:rPr>
+          <m:t>+</m:t>
+        </m:r>
+        <m:r>
+          <m:t>W</m:t>
+        </m:r>
+        <m:r>
+          <m:rPr>
+            <m:sty m:val="p"/>
+          </m:rPr>
+          <m:t>)</m:t>
+        </m:r>
       </m:oMath>
     </w:p>
     <w:p>
@@ -3011,8 +3039,8 @@
         </m:r>
       </m:oMath>
     </w:p>
-    <w:bookmarkEnd w:id="22"/>
-    <w:bookmarkStart w:id="26" w:name="q3"/>
+    <w:bookmarkEnd w:id="11"/>
+    <w:bookmarkStart w:id="15" w:name="q3"/>
     <w:p>
       <w:pPr>
         <w:pStyle w:val="Heading1"/>
@@ -3180,8 +3208,8 @@
           <m:r>
             <m:rPr>
               <m:nor/>
+              <m:scr m:val="sans-serif"/>
               <m:sty m:val="p"/>
-              <m:scr m:val="sans-serif"/>
             </m:rPr>
             <m:t> , </m:t>
           </m:r>
@@ -3299,8 +3327,8 @@
           <m:r>
             <m:rPr>
               <m:nor/>
+              <m:scr m:val="sans-serif"/>
               <m:sty m:val="p"/>
-              <m:scr m:val="sans-serif"/>
             </m:rPr>
             <m:t> , </m:t>
           </m:r>
@@ -3412,8 +3440,8 @@
           <m:r>
             <m:rPr>
               <m:nor/>
+              <m:scr m:val="sans-serif"/>
               <m:sty m:val="p"/>
-              <m:scr m:val="sans-serif"/>
             </m:rPr>
             <m:t> , </m:t>
           </m:r>
@@ -3576,7 +3604,7 @@
       <w:pPr>
         <w:pStyle w:val="FirstParagraph"/>
       </w:pPr>
-      <w:hyperlink r:id="rId23">
+      <w:hyperlink r:id="rId12">
         <w:r>
           <w:rPr>
             <w:rStyle w:val="Hyperlink"/>
@@ -3592,7 +3620,7 @@
         </w:pict>
       </w:r>
     </w:p>
-    <w:bookmarkStart w:id="25" w:name="version-history"/>
+    <w:bookmarkStart w:id="14" w:name="version-history"/>
     <w:p>
       <w:pPr>
         <w:pStyle w:val="Heading2"/>
@@ -3613,7 +3641,7 @@
       <w:pPr>
         <w:pStyle w:val="BodyText"/>
       </w:pPr>
-      <w:hyperlink r:id="rId24">
+      <w:hyperlink r:id="rId13">
         <w:r>
           <w:rPr>
             <w:rStyle w:val="Hyperlink"/>
@@ -3622,8 +3650,8 @@
         </w:r>
       </w:hyperlink>
     </w:p>
-    <w:bookmarkEnd w:id="25"/>
-    <w:bookmarkEnd w:id="26"/>
+    <w:bookmarkEnd w:id="14"/>
+    <w:bookmarkEnd w:id="15"/>
     <w:sectPr>
       <w:pgSz w:h="15840" w:w="12240"/>
       <w:pgMar w:bottom="1440" w:footer="720" w:gutter="0" w:header="720" w:left="1440" w:right="1440" w:top="1440"/>
